--- a/L4_De_una_herramienta_a_un_sistema_personal.docx
+++ b/L4_De_una_herramienta_a_un_sistema_personal.docx
@@ -61,7 +61,7 @@
           <w:color w:val="646464"/>
           <w:sz w:val="20"/>
         </w:rPr>
-        <w:t>1450</w:t>
+        <w:t>1483</w:t>
       </w:r>
       <w:r>
         <w:rPr>
@@ -76,7 +76,7 @@
           <w:color w:val="646464"/>
           <w:sz w:val="20"/>
         </w:rPr>
-        <w:t>07-09-2026</w:t>
+        <w:t>08-09-2026</w:t>
       </w:r>
     </w:p>
     <w:p>
@@ -103,7 +103,7 @@
           <w:color w:val="282828"/>
           <w:sz w:val="24"/>
         </w:rPr>
-        <w:t>Llegamos al cierre. Y quiero que te des cuenta de algo antes de arrancar. Llevas tres días haciendo cosas que la mayoría de la gente ni siquiera intenta. Observaste tu día sin cambiarlo. Identificaste las variables que te afectan. Aprendiste una práctica concreta de recuperación. Eso no es poco. Eso es una base real.</w:t>
+        <w:t>Llegamos a la última lección. Y quiero que te des cuenta de algo antes de arrancar. Llevas tres días haciendo cosas que la mayoría de la gente ni siquiera intenta. Observaste tu día sin cambiarlo. Identificaste las variables que te afectan. Aprendiste una práctica concreta de recuperación. Eso no es poco. Eso es una base real.</w:t>
       </w:r>
     </w:p>
     <w:p>
@@ -341,7 +341,7 @@
           <w:color w:val="282828"/>
           <w:sz w:val="24"/>
         </w:rPr>
-        <w:t>Tu tarea de hoy es esta. Diseña tu versión mínima del sistema. Escríbela en algún lugar donde la veas. No tiene que ser bonita ni elaborada. Puede ser una nota en el teléfono con tres líneas. La primera: mi check-in de arranque es a tal hora. La segunda: mi micro-reset lo hago en tal momento. La tercera: mi revisión del día es antes de acostarme, o cuando tú elijas. Eso es tu sistema. Tres líneas. Y a partir de mañana, lo pruebas.</w:t>
+        <w:t>Tu tarea de hoy es esta. Diseña tu versión mínima del sistema. Escríbela en algún lugar donde la veas. No tiene que ser bonita ni elaborada. Puede ser una nota en el teléfono con tres líneas. La primera: mi check-in de arranque es a tal hora. La segunda: mi micro-reset lo hago en tal momento. La tercera: mi revisión del día es antes de acostarme, o cuando tú elijas. Eso es tu sistema. Tres líneas. Mañana es el quinto día del reto. Tu día para probar el sistema, revisar todo lo que observaste esta semana y decidir qué merece quedarse. Sin lección nueva, sin teoría. Solo tú con tu mapa y tus herramientas.</w:t>
       </w:r>
     </w:p>
     <w:p>
